--- a/Received/2/2, hrhg.docx
+++ b/Received/2/2, hrhg.docx
@@ -69,6 +69,16 @@
                               </w:rPr>
                               <w:t>D-</w:t>
                             </w:r>
+                            <w:r>
+                              <w:rPr>
+                                <w:rFonts w:ascii="Times New Roman" w:hAnsi="Times New Roman" w:cs="Times New Roman"/>
+                                <w:b/>
+                                <w:bCs/>
+                                <w:sz w:val="32"/>
+                                <w:szCs w:val="32"/>
+                              </w:rPr>
+                              <w:t>10</w:t>
+                            </w:r>
                           </w:p>
                         </w:txbxContent>
                       </wps:txbx>
@@ -93,7 +103,7 @@
                 <v:stroke joinstyle="miter"/>
                 <v:path gradientshapeok="t" o:connecttype="rect"/>
               </v:shapetype>
-              <v:shape id="Text Box 1" o:spid="_x0000_s1026" type="#_x0000_t202" style="position:absolute;margin-left:459.2pt;margin-top:-3.15pt;width:70.65pt;height:38.5pt;z-index:251659264;visibility:visible;mso-wrap-style:square;mso-width-percent:0;mso-height-percent:200;mso-wrap-distance-left:9pt;mso-wrap-distance-top:3.6pt;mso-wrap-distance-right:9pt;mso-wrap-distance-bottom:3.6pt;mso-position-horizontal:absolute;mso-position-horizontal-relative:text;mso-position-vertical:absolute;mso-position-vertical-relative:text;mso-width-percent:0;mso-height-percent:200;mso-width-relative:margin;mso-height-relative:margin;v-text-anchor:top" o:gfxdata="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" filled="f" stroked="f">
+              <v:shape id="Text Box 1" o:spid="_x0000_s1026" type="#_x0000_t202" style="position:absolute;margin-left:459.2pt;margin-top:-3.15pt;width:70.65pt;height:38.5pt;z-index:251659264;visibility:visible;mso-wrap-style:square;mso-width-percent:0;mso-height-percent:200;mso-wrap-distance-left:9pt;mso-wrap-distance-top:3.6pt;mso-wrap-distance-right:9pt;mso-wrap-distance-bottom:3.6pt;mso-position-horizontal:absolute;mso-position-horizontal-relative:text;mso-position-vertical:absolute;mso-position-vertical-relative:text;mso-width-percent:0;mso-height-percent:200;mso-width-relative:margin;mso-height-relative:margin;v-text-anchor:top" o:gfxdata="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" filled="f" stroked="f">
                 <v:textbox style="mso-fit-shape-to-text:t">
                   <w:txbxContent>
                     <w:p>
@@ -106,6 +116,16 @@
                           <w:szCs w:val="32"/>
                         </w:rPr>
                         <w:t>D-</w:t>
+                      </w:r>
+                      <w:r>
+                        <w:rPr>
+                          <w:rFonts w:ascii="Times New Roman" w:hAnsi="Times New Roman" w:cs="Times New Roman"/>
+                          <w:b/>
+                          <w:bCs/>
+                          <w:sz w:val="32"/>
+                          <w:szCs w:val="32"/>
+                        </w:rPr>
+                        <w:t>10</w:t>
                       </w:r>
                     </w:p>
                   </w:txbxContent>
@@ -245,25 +265,7 @@
           <w:b/>
           <w:szCs w:val="24"/>
         </w:rPr>
-        <w:t xml:space="preserve">Ratnanagar-7, </w:t>
-      </w:r>
-      <w:proofErr w:type="spellStart"/>
-      <w:r>
-        <w:rPr>
-          <w:rFonts w:ascii="Times New Roman" w:hAnsi="Times New Roman" w:cs="Times New Roman"/>
-          <w:b/>
-          <w:szCs w:val="24"/>
-        </w:rPr>
-        <w:t>Sauraha</w:t>
-      </w:r>
-      <w:proofErr w:type="spellEnd"/>
-      <w:r>
-        <w:rPr>
-          <w:rFonts w:ascii="Times New Roman" w:hAnsi="Times New Roman" w:cs="Times New Roman"/>
-          <w:b/>
-          <w:szCs w:val="24"/>
-        </w:rPr>
-        <w:t>, Chitwan</w:t>
+        <w:t>Ratnanagar-7, Sauraha, Chitwan</w:t>
       </w:r>
     </w:p>
     <w:p>
@@ -1747,43 +1749,87 @@
           <w:sz w:val="28"/>
           <w:szCs w:val="28"/>
         </w:rPr>
+        <w:t>_rbike</w:t>
+      </w:r>
+      <w:r>
+        <w:rPr>
+          <w:rFonts w:ascii="Times New Roman" w:hAnsi="Times New Roman" w:cs="Times New Roman"/>
+          <w:sz w:val="28"/>
+          <w:szCs w:val="28"/>
+        </w:rPr>
+        <w:t xml:space="preserve">                        </w:t>
+      </w:r>
+      <w:r>
+        <w:rPr>
+          <w:rFonts w:ascii="Times New Roman" w:hAnsi="Times New Roman" w:cs="Times New Roman"/>
+          <w:sz w:val="28"/>
+          <w:szCs w:val="28"/>
+        </w:rPr>
+        <w:t>Ambul_</w:t>
+      </w:r>
+      <w:r>
+        <w:rPr>
+          <w:rFonts w:ascii="Times New Roman" w:hAnsi="Times New Roman" w:cs="Times New Roman"/>
+          <w:sz w:val="28"/>
+          <w:szCs w:val="28"/>
+        </w:rPr>
+        <w:t>__</w:t>
+      </w:r>
+      <w:r>
+        <w:rPr>
+          <w:rFonts w:ascii="Times New Roman" w:hAnsi="Times New Roman" w:cs="Times New Roman"/>
+          <w:sz w:val="28"/>
+          <w:szCs w:val="28"/>
+        </w:rPr>
+        <w:t>nce</w:t>
+      </w:r>
+      <w:r>
+        <w:rPr>
+          <w:rFonts w:ascii="Times New Roman" w:hAnsi="Times New Roman" w:cs="Times New Roman"/>
+          <w:sz w:val="28"/>
+          <w:szCs w:val="28"/>
+        </w:rPr>
+        <w:t xml:space="preserve">                         </w:t>
+      </w:r>
+      <w:r>
+        <w:rPr>
+          <w:rFonts w:ascii="Times New Roman" w:hAnsi="Times New Roman" w:cs="Times New Roman"/>
+          <w:sz w:val="28"/>
+          <w:szCs w:val="28"/>
+        </w:rPr>
+        <w:t>Jee</w:t>
+      </w:r>
+      <w:r>
+        <w:rPr>
+          <w:rFonts w:ascii="Times New Roman" w:hAnsi="Times New Roman" w:cs="Times New Roman"/>
+          <w:sz w:val="28"/>
+          <w:szCs w:val="28"/>
+        </w:rPr>
+        <w:t>__</w:t>
+      </w:r>
+      <w:r>
+        <w:rPr>
+          <w:rFonts w:ascii="Times New Roman" w:hAnsi="Times New Roman" w:cs="Times New Roman"/>
+          <w:sz w:val="28"/>
+          <w:szCs w:val="28"/>
+        </w:rPr>
         <w:t>_</w:t>
       </w:r>
-      <w:proofErr w:type="spellStart"/>
-      <w:r>
-        <w:rPr>
-          <w:rFonts w:ascii="Times New Roman" w:hAnsi="Times New Roman" w:cs="Times New Roman"/>
-          <w:sz w:val="28"/>
-          <w:szCs w:val="28"/>
-        </w:rPr>
-        <w:t>rbike</w:t>
-      </w:r>
-      <w:proofErr w:type="spellEnd"/>
-      <w:r>
-        <w:rPr>
-          <w:rFonts w:ascii="Times New Roman" w:hAnsi="Times New Roman" w:cs="Times New Roman"/>
-          <w:sz w:val="28"/>
-          <w:szCs w:val="28"/>
-        </w:rPr>
-        <w:t xml:space="preserve">                        </w:t>
-      </w:r>
-      <w:proofErr w:type="spellStart"/>
-      <w:r>
-        <w:rPr>
-          <w:rFonts w:ascii="Times New Roman" w:hAnsi="Times New Roman" w:cs="Times New Roman"/>
-          <w:sz w:val="28"/>
-          <w:szCs w:val="28"/>
-        </w:rPr>
-        <w:t>Ambul</w:t>
-      </w:r>
-      <w:proofErr w:type="spellEnd"/>
-      <w:r>
-        <w:rPr>
-          <w:rFonts w:ascii="Times New Roman" w:hAnsi="Times New Roman" w:cs="Times New Roman"/>
-          <w:sz w:val="28"/>
-          <w:szCs w:val="28"/>
-        </w:rPr>
-        <w:t>_</w:t>
+      <w:r>
+        <w:rPr>
+          <w:rFonts w:ascii="Times New Roman" w:hAnsi="Times New Roman" w:cs="Times New Roman"/>
+          <w:sz w:val="28"/>
+          <w:szCs w:val="28"/>
+        </w:rPr>
+        <w:t xml:space="preserve">                 </w:t>
+      </w:r>
+      <w:r>
+        <w:rPr>
+          <w:rFonts w:ascii="Times New Roman" w:hAnsi="Times New Roman" w:cs="Times New Roman"/>
+          <w:sz w:val="28"/>
+          <w:szCs w:val="28"/>
+        </w:rPr>
+        <w:t>Com</w:t>
       </w:r>
       <w:r>
         <w:rPr>
@@ -1793,31 +1839,31 @@
         </w:rPr>
         <w:t>__</w:t>
       </w:r>
-      <w:proofErr w:type="spellStart"/>
-      <w:r>
-        <w:rPr>
-          <w:rFonts w:ascii="Times New Roman" w:hAnsi="Times New Roman" w:cs="Times New Roman"/>
-          <w:sz w:val="28"/>
-          <w:szCs w:val="28"/>
-        </w:rPr>
-        <w:t>nce</w:t>
-      </w:r>
-      <w:proofErr w:type="spellEnd"/>
-      <w:r>
-        <w:rPr>
-          <w:rFonts w:ascii="Times New Roman" w:hAnsi="Times New Roman" w:cs="Times New Roman"/>
-          <w:sz w:val="28"/>
-          <w:szCs w:val="28"/>
-        </w:rPr>
-        <w:t xml:space="preserve">                         </w:t>
-      </w:r>
-      <w:r>
-        <w:rPr>
-          <w:rFonts w:ascii="Times New Roman" w:hAnsi="Times New Roman" w:cs="Times New Roman"/>
-          <w:sz w:val="28"/>
-          <w:szCs w:val="28"/>
-        </w:rPr>
-        <w:t>Jee</w:t>
+      <w:r>
+        <w:rPr>
+          <w:rFonts w:ascii="Times New Roman" w:hAnsi="Times New Roman" w:cs="Times New Roman"/>
+          <w:sz w:val="28"/>
+          <w:szCs w:val="28"/>
+        </w:rPr>
+        <w:t>_uter</w:t>
+      </w:r>
+    </w:p>
+    <w:p>
+      <w:pPr>
+        <w:ind w:left="288"/>
+        <w:rPr>
+          <w:rFonts w:ascii="Times New Roman" w:hAnsi="Times New Roman" w:cs="Times New Roman"/>
+          <w:sz w:val="28"/>
+          <w:szCs w:val="28"/>
+        </w:rPr>
+      </w:pPr>
+      <w:r>
+        <w:rPr>
+          <w:rFonts w:ascii="Times New Roman" w:hAnsi="Times New Roman" w:cs="Times New Roman"/>
+          <w:sz w:val="28"/>
+          <w:szCs w:val="28"/>
+        </w:rPr>
+        <w:t>Gra_</w:t>
       </w:r>
       <w:r>
         <w:rPr>
@@ -1833,23 +1879,23 @@
           <w:sz w:val="28"/>
           <w:szCs w:val="28"/>
         </w:rPr>
-        <w:t>_</w:t>
-      </w:r>
-      <w:r>
-        <w:rPr>
-          <w:rFonts w:ascii="Times New Roman" w:hAnsi="Times New Roman" w:cs="Times New Roman"/>
-          <w:sz w:val="28"/>
-          <w:szCs w:val="28"/>
-        </w:rPr>
-        <w:t xml:space="preserve">                 </w:t>
-      </w:r>
-      <w:r>
-        <w:rPr>
-          <w:rFonts w:ascii="Times New Roman" w:hAnsi="Times New Roman" w:cs="Times New Roman"/>
-          <w:sz w:val="28"/>
-          <w:szCs w:val="28"/>
-        </w:rPr>
-        <w:t>Com</w:t>
+        <w:t>e</w:t>
+      </w:r>
+      <w:r>
+        <w:rPr>
+          <w:rFonts w:ascii="Times New Roman" w:hAnsi="Times New Roman" w:cs="Times New Roman"/>
+          <w:sz w:val="28"/>
+          <w:szCs w:val="28"/>
+        </w:rPr>
+        <w:t xml:space="preserve">                              </w:t>
+      </w:r>
+      <w:r>
+        <w:rPr>
+          <w:rFonts w:ascii="Times New Roman" w:hAnsi="Times New Roman" w:cs="Times New Roman"/>
+          <w:sz w:val="28"/>
+          <w:szCs w:val="28"/>
+        </w:rPr>
+        <w:t>Mo</w:t>
       </w:r>
       <w:r>
         <w:rPr>
@@ -1865,36 +1911,23 @@
           <w:sz w:val="28"/>
           <w:szCs w:val="28"/>
         </w:rPr>
-        <w:t>_</w:t>
-      </w:r>
-      <w:proofErr w:type="spellStart"/>
-      <w:r>
-        <w:rPr>
-          <w:rFonts w:ascii="Times New Roman" w:hAnsi="Times New Roman" w:cs="Times New Roman"/>
-          <w:sz w:val="28"/>
-          <w:szCs w:val="28"/>
-        </w:rPr>
-        <w:t>uter</w:t>
-      </w:r>
-      <w:proofErr w:type="spellEnd"/>
-    </w:p>
-    <w:p>
-      <w:pPr>
-        <w:ind w:left="288"/>
-        <w:rPr>
-          <w:rFonts w:ascii="Times New Roman" w:hAnsi="Times New Roman" w:cs="Times New Roman"/>
-          <w:sz w:val="28"/>
-          <w:szCs w:val="28"/>
-        </w:rPr>
-      </w:pPr>
-      <w:proofErr w:type="spellStart"/>
-      <w:r>
-        <w:rPr>
-          <w:rFonts w:ascii="Times New Roman" w:hAnsi="Times New Roman" w:cs="Times New Roman"/>
-          <w:sz w:val="28"/>
-          <w:szCs w:val="28"/>
-        </w:rPr>
-        <w:t>Gra_</w:t>
+        <w:t>_ile</w:t>
+      </w:r>
+      <w:r>
+        <w:rPr>
+          <w:rFonts w:ascii="Times New Roman" w:hAnsi="Times New Roman" w:cs="Times New Roman"/>
+          <w:sz w:val="28"/>
+          <w:szCs w:val="28"/>
+        </w:rPr>
+        <w:t xml:space="preserve">                                </w:t>
+      </w:r>
+      <w:r>
+        <w:rPr>
+          <w:rFonts w:ascii="Times New Roman" w:hAnsi="Times New Roman" w:cs="Times New Roman"/>
+          <w:sz w:val="28"/>
+          <w:szCs w:val="28"/>
+        </w:rPr>
+        <w:t>E</w:t>
       </w:r>
       <w:r>
         <w:rPr>
@@ -1910,24 +1943,23 @@
           <w:sz w:val="28"/>
           <w:szCs w:val="28"/>
         </w:rPr>
-        <w:t>e</w:t>
-      </w:r>
-      <w:proofErr w:type="spellEnd"/>
-      <w:r>
-        <w:rPr>
-          <w:rFonts w:ascii="Times New Roman" w:hAnsi="Times New Roman" w:cs="Times New Roman"/>
-          <w:sz w:val="28"/>
-          <w:szCs w:val="28"/>
-        </w:rPr>
-        <w:t xml:space="preserve">                              </w:t>
-      </w:r>
-      <w:r>
-        <w:rPr>
-          <w:rFonts w:ascii="Times New Roman" w:hAnsi="Times New Roman" w:cs="Times New Roman"/>
-          <w:sz w:val="28"/>
-          <w:szCs w:val="28"/>
-        </w:rPr>
-        <w:t>Mo</w:t>
+        <w:t>_rth</w:t>
+      </w:r>
+      <w:r>
+        <w:rPr>
+          <w:rFonts w:ascii="Times New Roman" w:hAnsi="Times New Roman" w:cs="Times New Roman"/>
+          <w:sz w:val="28"/>
+          <w:szCs w:val="28"/>
+        </w:rPr>
+        <w:t xml:space="preserve">                </w:t>
+      </w:r>
+      <w:r>
+        <w:rPr>
+          <w:rFonts w:ascii="Times New Roman" w:hAnsi="Times New Roman" w:cs="Times New Roman"/>
+          <w:sz w:val="28"/>
+          <w:szCs w:val="28"/>
+        </w:rPr>
+        <w:t>H</w:t>
       </w:r>
       <w:r>
         <w:rPr>
@@ -1943,94 +1975,8 @@
           <w:sz w:val="28"/>
           <w:szCs w:val="28"/>
         </w:rPr>
-        <w:t>_</w:t>
-      </w:r>
-      <w:proofErr w:type="spellStart"/>
-      <w:r>
-        <w:rPr>
-          <w:rFonts w:ascii="Times New Roman" w:hAnsi="Times New Roman" w:cs="Times New Roman"/>
-          <w:sz w:val="28"/>
-          <w:szCs w:val="28"/>
-        </w:rPr>
-        <w:t>ile</w:t>
-      </w:r>
-      <w:proofErr w:type="spellEnd"/>
-      <w:r>
-        <w:rPr>
-          <w:rFonts w:ascii="Times New Roman" w:hAnsi="Times New Roman" w:cs="Times New Roman"/>
-          <w:sz w:val="28"/>
-          <w:szCs w:val="28"/>
-        </w:rPr>
-        <w:t xml:space="preserve">                                </w:t>
-      </w:r>
-      <w:r>
-        <w:rPr>
-          <w:rFonts w:ascii="Times New Roman" w:hAnsi="Times New Roman" w:cs="Times New Roman"/>
-          <w:sz w:val="28"/>
-          <w:szCs w:val="28"/>
-        </w:rPr>
-        <w:t>E</w:t>
-      </w:r>
-      <w:r>
-        <w:rPr>
-          <w:rFonts w:ascii="Times New Roman" w:hAnsi="Times New Roman" w:cs="Times New Roman"/>
-          <w:sz w:val="28"/>
-          <w:szCs w:val="28"/>
-        </w:rPr>
-        <w:t>__</w:t>
-      </w:r>
-      <w:r>
-        <w:rPr>
-          <w:rFonts w:ascii="Times New Roman" w:hAnsi="Times New Roman" w:cs="Times New Roman"/>
-          <w:sz w:val="28"/>
-          <w:szCs w:val="28"/>
-        </w:rPr>
-        <w:t>_</w:t>
-      </w:r>
-      <w:proofErr w:type="spellStart"/>
-      <w:r>
-        <w:rPr>
-          <w:rFonts w:ascii="Times New Roman" w:hAnsi="Times New Roman" w:cs="Times New Roman"/>
-          <w:sz w:val="28"/>
-          <w:szCs w:val="28"/>
-        </w:rPr>
-        <w:t>rth</w:t>
-      </w:r>
-      <w:proofErr w:type="spellEnd"/>
-      <w:r>
-        <w:rPr>
-          <w:rFonts w:ascii="Times New Roman" w:hAnsi="Times New Roman" w:cs="Times New Roman"/>
-          <w:sz w:val="28"/>
-          <w:szCs w:val="28"/>
-        </w:rPr>
-        <w:t xml:space="preserve">                </w:t>
-      </w:r>
-      <w:proofErr w:type="spellStart"/>
-      <w:r>
-        <w:rPr>
-          <w:rFonts w:ascii="Times New Roman" w:hAnsi="Times New Roman" w:cs="Times New Roman"/>
-          <w:sz w:val="28"/>
-          <w:szCs w:val="28"/>
-        </w:rPr>
-        <w:t>H</w:t>
-      </w:r>
-      <w:r>
-        <w:rPr>
-          <w:rFonts w:ascii="Times New Roman" w:hAnsi="Times New Roman" w:cs="Times New Roman"/>
-          <w:sz w:val="28"/>
-          <w:szCs w:val="28"/>
-        </w:rPr>
-        <w:t>__</w:t>
-      </w:r>
-      <w:r>
-        <w:rPr>
-          <w:rFonts w:ascii="Times New Roman" w:hAnsi="Times New Roman" w:cs="Times New Roman"/>
-          <w:sz w:val="28"/>
-          <w:szCs w:val="28"/>
-        </w:rPr>
         <w:t>_li</w:t>
       </w:r>
-      <w:proofErr w:type="spellEnd"/>
     </w:p>
     <w:p>
       <w:pPr>

--- a/Received/2/2, hrhg.docx
+++ b/Received/2/2, hrhg.docx
@@ -398,7 +398,7 @@
           <w:b/>
           <w:szCs w:val="24"/>
         </w:rPr>
-        <w:t>hrs.</w:t>
+        <w:t>hr.</w:t>
       </w:r>
       <w:r>
         <w:rPr>
@@ -489,6 +489,15 @@
           <w:szCs w:val="28"/>
         </w:rPr>
         <w:t>HRHG</w:t>
+      </w:r>
+      <w:r>
+        <w:rPr>
+          <w:rFonts w:ascii="Times New Roman" w:hAnsi="Times New Roman" w:cs="Times New Roman"/>
+          <w:b/>
+          <w:sz w:val="28"/>
+          <w:szCs w:val="28"/>
+        </w:rPr>
+        <w:t xml:space="preserve"> (LC)</w:t>
       </w:r>
     </w:p>
     <w:tbl>
@@ -919,7 +928,23 @@
           <w:sz w:val="28"/>
           <w:szCs w:val="28"/>
         </w:rPr>
-        <w:t>(Mobile phone, truck, big, pollution)</w:t>
+        <w:t>(</w:t>
+      </w:r>
+      <w:r>
+        <w:rPr>
+          <w:rFonts w:ascii="Times New Roman" w:hAnsi="Times New Roman" w:cs="Times New Roman"/>
+          <w:sz w:val="28"/>
+          <w:szCs w:val="28"/>
+        </w:rPr>
+        <w:t>m</w:t>
+      </w:r>
+      <w:r>
+        <w:rPr>
+          <w:rFonts w:ascii="Times New Roman" w:hAnsi="Times New Roman" w:cs="Times New Roman"/>
+          <w:sz w:val="28"/>
+          <w:szCs w:val="28"/>
+        </w:rPr>
+        <w:t>obile phone, truck, big, pollution)</w:t>
       </w:r>
     </w:p>
     <w:p>
@@ -1685,17 +1710,27 @@
           <w:sz w:val="28"/>
           <w:szCs w:val="28"/>
         </w:rPr>
-        <w:tab/>
-      </w:r>
-      <w:r>
-        <w:rPr>
-          <w:rFonts w:ascii="Times New Roman" w:hAnsi="Times New Roman" w:cs="Times New Roman"/>
-          <w:b/>
-          <w:bCs/>
-          <w:sz w:val="28"/>
-          <w:szCs w:val="28"/>
-        </w:rPr>
-        <w:t>(4</w:t>
+        <w:t xml:space="preserve">         </w:t>
+      </w:r>
+      <w:r>
+        <w:rPr>
+          <w:rFonts w:ascii="Times New Roman" w:hAnsi="Times New Roman" w:cs="Times New Roman"/>
+          <w:b/>
+          <w:bCs/>
+          <w:sz w:val="28"/>
+          <w:szCs w:val="28"/>
+        </w:rPr>
+        <w:t>(</w:t>
+      </w:r>
+      <w:r>
+        <w:rPr>
+          <w:rFonts w:ascii="Times New Roman" w:hAnsi="Times New Roman" w:cs="Times New Roman"/>
+          <w:b/>
+          <w:bCs/>
+          <w:sz w:val="28"/>
+          <w:szCs w:val="28"/>
+        </w:rPr>
+        <w:t>8</w:t>
       </w:r>
       <w:r>
         <w:rPr>
@@ -1715,7 +1750,17 @@
           <w:sz w:val="28"/>
           <w:szCs w:val="28"/>
         </w:rPr>
-        <w:t>1=4)</w:t>
+        <w:t>0.5</w:t>
+      </w:r>
+      <w:r>
+        <w:rPr>
+          <w:rFonts w:ascii="Times New Roman" w:hAnsi="Times New Roman" w:cs="Times New Roman"/>
+          <w:b/>
+          <w:bCs/>
+          <w:sz w:val="28"/>
+          <w:szCs w:val="28"/>
+        </w:rPr>
+        <w:t>=4)</w:t>
       </w:r>
     </w:p>
     <w:p>
